--- a/klagomål/Stornäsholmen FSC-klagomål.docx
+++ b/klagomål/Stornäsholmen FSC-klagomål.docx
@@ -1,6 +1,6 @@
 
 <file path=word/document.xml><?xml version="1.0" encoding="utf-8"?>
-<w:document xmlns:wpc="http://schemas.microsoft.com/office/word/2010/wordprocessingCanvas" xmlns:cx="http://schemas.microsoft.com/office/drawing/2014/chartex" xmlns:cx1="http://schemas.microsoft.com/office/drawing/2015/9/8/chartex" xmlns:cx2="http://schemas.microsoft.com/office/drawing/2015/10/21/chartex" xmlns:cx3="http://schemas.microsoft.com/office/drawing/2016/5/9/chartex" xmlns:cx4="http://schemas.microsoft.com/office/drawing/2016/5/10/chartex" xmlns:cx5="http://schemas.microsoft.com/office/drawing/2016/5/11/chartex" xmlns:cx6="http://schemas.microsoft.com/office/drawing/2016/5/12/chartex" xmlns:cx7="http://schemas.microsoft.com/office/drawing/2016/5/13/chartex" xmlns:cx8="http://schemas.microsoft.com/office/drawing/2016/5/14/chartex" xmlns:mc="http://schemas.openxmlformats.org/markup-compatibility/2006" xmlns:aink="http://schemas.microsoft.com/office/drawing/2016/ink" xmlns:am3d="http://schemas.microsoft.com/office/drawing/2017/model3d" xmlns:o="urn:schemas-microsoft-com:office:office" xmlns:oel="http://schemas.microsoft.com/office/2019/extlst" xmlns:r="http://schemas.openxmlformats.org/officeDocument/2006/relationships" xmlns:m="http://schemas.openxmlformats.org/officeDocument/2006/math" xmlns:v="urn:schemas-microsoft-com:vml" xmlns:wp14="http://schemas.microsoft.com/office/word/2010/wordprocessingDrawing" xmlns:wp="http://schemas.openxmlformats.org/drawingml/2006/wordprocessingDrawing" xmlns:w10="urn:schemas-microsoft-com:office:word" xmlns:w="http://schemas.openxmlformats.org/wordprocessingml/2006/main" xmlns:w14="http://schemas.microsoft.com/office/word/2010/wordml" xmlns:w15="http://schemas.microsoft.com/office/word/2012/wordml" xmlns:w16cex="http://schemas.microsoft.com/office/word/2018/wordml/cex" xmlns:w16cid="http://schemas.microsoft.com/office/word/2016/wordml/cid" xmlns:w16="http://schemas.microsoft.com/office/word/2018/wordml" xmlns:w16sdtdh="http://schemas.microsoft.com/office/word/2020/wordml/sdtdatahash" xmlns:w16se="http://schemas.microsoft.com/office/word/2015/wordml/symex" xmlns:wpg="http://schemas.microsoft.com/office/word/2010/wordprocessingGroup" xmlns:wpi="http://schemas.microsoft.com/office/word/2010/wordprocessingInk" xmlns:wne="http://schemas.microsoft.com/office/word/2006/wordml" xmlns:wps="http://schemas.microsoft.com/office/word/2010/wordprocessingShape" mc:Ignorable="w14 w15 w16se w16cid w16 w16cex w16sdtdh wp14">
+<w:document xmlns:wpc="http://schemas.microsoft.com/office/word/2010/wordprocessingCanvas" xmlns:cx="http://schemas.microsoft.com/office/drawing/2014/chartex" xmlns:cx1="http://schemas.microsoft.com/office/drawing/2015/9/8/chartex" xmlns:cx2="http://schemas.microsoft.com/office/drawing/2015/10/21/chartex" xmlns:cx3="http://schemas.microsoft.com/office/drawing/2016/5/9/chartex" xmlns:cx4="http://schemas.microsoft.com/office/drawing/2016/5/10/chartex" xmlns:cx5="http://schemas.microsoft.com/office/drawing/2016/5/11/chartex" xmlns:cx6="http://schemas.microsoft.com/office/drawing/2016/5/12/chartex" xmlns:cx7="http://schemas.microsoft.com/office/drawing/2016/5/13/chartex" xmlns:cx8="http://schemas.microsoft.com/office/drawing/2016/5/14/chartex" xmlns:mc="http://schemas.openxmlformats.org/markup-compatibility/2006" xmlns:aink="http://schemas.microsoft.com/office/drawing/2016/ink" xmlns:am3d="http://schemas.microsoft.com/office/drawing/2017/model3d" xmlns:o="urn:schemas-microsoft-com:office:office" xmlns:oel="http://schemas.microsoft.com/office/2019/extlst" xmlns:r="http://schemas.openxmlformats.org/officeDocument/2006/relationships" xmlns:m="http://schemas.openxmlformats.org/officeDocument/2006/math" xmlns:v="urn:schemas-microsoft-com:vml" xmlns:wp14="http://schemas.microsoft.com/office/word/2010/wordprocessingDrawing" xmlns:wp="http://schemas.openxmlformats.org/drawingml/2006/wordprocessingDrawing" xmlns:w10="urn:schemas-microsoft-com:office:word" xmlns:w="http://schemas.openxmlformats.org/wordprocessingml/2006/main" xmlns:w14="http://schemas.microsoft.com/office/word/2010/wordml" xmlns:w15="http://schemas.microsoft.com/office/word/2012/wordml" xmlns:w16cex="http://schemas.microsoft.com/office/word/2018/wordml/cex" xmlns:w16cid="http://schemas.microsoft.com/office/word/2016/wordml/cid" xmlns:w16="http://schemas.microsoft.com/office/word/2018/wordml" xmlns:w16du="http://schemas.microsoft.com/office/word/2023/wordml/word16du" xmlns:w16sdtdh="http://schemas.microsoft.com/office/word/2020/wordml/sdtdatahash" xmlns:w16sdtfl="http://schemas.microsoft.com/office/word/2024/wordml/sdtformatlock" xmlns:w16se="http://schemas.microsoft.com/office/word/2015/wordml/symex" xmlns:wpg="http://schemas.microsoft.com/office/word/2010/wordprocessingGroup" xmlns:wpi="http://schemas.microsoft.com/office/word/2010/wordprocessingInk" xmlns:wne="http://schemas.microsoft.com/office/word/2006/wordml" xmlns:wps="http://schemas.microsoft.com/office/word/2010/wordprocessingShape" mc:Ignorable="w14 w15 w16se w16cid w16 w16cex w16sdtdh w16sdtfl w16du wp14">
   <w:body>
     <w:p>
       <w:r>
@@ -112,7 +112,7 @@
         <w:pStyle w:val="ListBullet"/>
       </w:pPr>
       <w:r>
-        <w:t>Om ett ombud (tex Norra skog eller Mellanskog) avverkningsanmäler en skog med naturvärden motsvarande nyckelbiotops kvalité men markägaren inte är FSC certifierad, bör du skicka in ett FSC kontrollerat virke klagomål. Då ska klagomålet skickas till ombudsföretaget.</w:t>
+        <w:t>Om ett ombud (tex Norra skog eller Mellanskog) avverkningsanmäler en skog med naturvärden motsvarande nyckelbiotops kvalitet men markägaren inte är FSC certifierad, bör du skicka in ett FSC kontrollerat virke klagomål. Då ska klagomålet skickas till ombudsföretaget.</w:t>
       </w:r>
     </w:p>
     <w:p>
@@ -168,35 +168,7 @@
     </w:p>
     <w:p>
       <w:r>
-        <w:t>Detta dokument behandlar höga naturvärden i avverkningsanmälan Stornäsholmen i Bjurholms kommun. Denna avverkningsanmälan inkom 2025-08-02 och omfattar 25,5 ha.</w:t>
-      </w:r>
-    </w:p>
-    <w:p>
-      <w:r>
-        <w:t>Nedan presenteras fynd av naturvårdsarter och fridlysta arter som gjorts i det avverkningsanmälda området, samt relevanta utdrag ur standarderna för FSC, Chain of Custody, Controlled Wood och PEFC.</w:t>
-      </w:r>
-    </w:p>
-    <w:p>
-      <w:r>
-        <w:t>Vi förväntar oss att ni återkommer med ett skriftligt svar på vårt klagomål och även beskriver vilka korrigerande åtgärder ni satt in för att rätta till identifierade brister i er efterlevnad av den svenska FSC standarden.</w:t>
-      </w:r>
-    </w:p>
-    <w:p>
-      <w:pPr>
-        <w:pStyle w:val="Heading1"/>
-      </w:pPr>
-      <w:r>
-        <w:t>Naturvårdsarter</w:t>
-      </w:r>
-    </w:p>
-    <w:p>
-      <w:r>
-        <w:t>I avverkningsanmälan har följande 11 naturvårdsarter hittats: rynkskinn (VU), rosenticka (NT), ullticka (NT), källpraktmossa (S), luddlav (S), thomsons trägnagare (S), tibast (S), vedticka (S), vågbandad barkbock (S), ögonpyrola (S) och vanlig padda (§6). Av dessa är 3 rödlistade. För rödlistade arter har rödlistekategorin angivits inom parentes. Arter som är signalarter enligt Skogsstyrelsen har markerats med (S). För fridlysta arter anges även paragrafen i Artskyddsförordningen som arten är fridlyst enligt.</w:t>
-      </w:r>
-    </w:p>
-    <w:p>
-      <w:r>
-        <w:t>De påträffade naturvårdsarterna är ett tydligt kvitto på att detta rör sig om en skog med höga naturvärden. I Figur 1 visas en karta över det avverkningsanmälda området, där samtliga fyndplatser för naturvårdsarter som finns registrerade på Artportalen har markerats.</w:t>
+        <w:t>Detta klagomål behandlar höga naturvärden i avverkningsanmälan Stornäsholmen i Bjurholms kommun som inkom 2026-07-12 och omfattar 25,5 ha.</w:t>
       </w:r>
     </w:p>
     <w:p>
@@ -206,7 +178,7 @@
       <w:r>
         <w:drawing>
           <wp:inline xmlns:a="http://schemas.openxmlformats.org/drawingml/2006/main" xmlns:pic="http://schemas.openxmlformats.org/drawingml/2006/picture">
-            <wp:extent cx="5486400" cy="3967013"/>
+            <wp:extent cx="5486400" cy="5267698"/>
             <wp:docPr id="1" name="Picture 1"/>
             <wp:cNvGraphicFramePr>
               <a:graphicFrameLocks noChangeAspect="1"/>
@@ -227,7 +199,7 @@
                   <pic:spPr>
                     <a:xfrm>
                       <a:off x="0" y="0"/>
-                      <a:ext cx="5486400" cy="3967013"/>
+                      <a:ext cx="5486400" cy="5267698"/>
                     </a:xfrm>
                     <a:prstGeom prst="rect"/>
                   </pic:spPr>
@@ -241,9 +213,38 @@
     <w:p>
       <w:pPr>
         <w:pStyle w:val="Caption"/>
+        <w:spacing w:after="240"/>
       </w:pPr>
       <w:r>
-        <w:t>Figur 1. Fyndplatser för naturvårdsarter i det avverkningsanmälda området (röd linje). Markörer utan svart kant är placerade på fyndplatsen. Markörer med svart kant är placerade vid sidan av fyndplatsen och har ett svart streck som visar fyndplatsens exakta position. Kartans mittpunktskoordinat är N 7098106, E 705683 i SWEREF 99 TM.</w:t>
+        <w:t>Figur 1. Fyndplatser för naturvårdsarter i och inom 9 meter från avverkningsanmälan. Markörer utan svart kant är placerade på fyndplatsen. Markörer med svart kant är placerade vid sidan av fyndplatsen har ett svart streck som visar fyndplatsens exakta position. Kartans mittpunktskoordinat är N 7098106, E 705683 i SWEREF 99 TM.</w:t>
+      </w:r>
+    </w:p>
+    <w:p>
+      <w:r>
+        <w:t>I och inom 9 meter från avverkningsanmälan finns fynd av 11 naturvårdsarter, varav 3 är rödlistade, 1 är fridlyst, 8 är typiska (T) och 7 är signalarter (S): rosenticka (NT, T), rynkskinn (NT, T), ullticka (NT, T), källpraktmossa (S, T), luddlav (S, T), thomsons trägnagare (S), tibast (S, T), vedticka (S, T), vågbandad barkbock (S), ögonpyrola (S, T) och vanlig padda (§6). Se Figur 1.</w:t>
+      </w:r>
+    </w:p>
+    <w:p>
+      <w:r>
+        <w:t>Nedan presenteras relevanta utdrag ur standarderna för FSC, Chain of Custody, Controlled Wood och PEFC.</w:t>
+      </w:r>
+    </w:p>
+    <w:p>
+      <w:r>
+        <w:t>Vi förväntar oss att ni återkommer med ett skriftligt svar på vårt klagomål och även beskriver vilka korrigerande åtgärder ni satt in för att rätta till identifierade brister i er efterlevnad av den svenska FSC standarden.</w:t>
+      </w:r>
+    </w:p>
+    <w:p>
+      <w:pPr>
+        <w:pStyle w:val="Heading1"/>
+      </w:pPr>
+      <w:r>
+        <w:t>Naturvårdsarter och fridlysta arter</w:t>
+      </w:r>
+    </w:p>
+    <w:p>
+      <w:r>
+        <w:t>Nedan följer beskrivningar av de naturvårdsarter och fridlysta arter som har sina livsmiljöer och växtplatser i den avverkningsanmälda skogen. De påträffade naturvårdsarterna är ett tydligt kvitto på att det rör sig om en skog med höga naturvärden.</w:t>
       </w:r>
     </w:p>
     <w:p>
@@ -254,7 +255,25 @@
         <w:t>Rosenticka (NT)</w:t>
       </w:r>
       <w:r>
-        <w:t>, rödlistad som nära hotad, ingår i en karaktäristisk association av vedsvampar som växer på gamla, grova granlågor i urskogsartade barrskogar. Den är placerad i toppen av Skogsstyrelsens värdepyramid för bedömning av skog med höga naturvärden och indikerar ett granskogsekosystem med långvarig kontinuitet av grova lågor. Artens beroende av grova granlågor innebär att alla skogsskötselåtgärder på eller i omedelbar närhet av lokalerna utgör ett hot på lång sikt. Det är angeläget att populationerna inte ytterligare glesas ut och ett tillräckligt antal områden där arten nu finns måste sparas för framtiden (Nitare &amp; Skogsstyrelsen, 2019; SLU Artdatabanken, 2024).</w:t>
+        <w:t xml:space="preserve">, rödlistad som nära hotad, ingår i en karaktäristisk association av vedsvampar som växer på gamla, grova granlågor i urskogsartade barrskogar. Den är placerad i toppen av Skogsstyrelsens värdepyramid för bedömning av skog med höga naturvärden och indikerar ett granskogsekosystem med långvarig kontinuitet av grova lågor. Artens beroende av grova granlågor innebär att alla skogsskötselåtgärder på eller i omedelbar närhet av lokalerna utgör ett hot på lång sikt. Det är angeläget att populationerna inte ytterligare glesas ut och ett tillräckligt antal områden där arten nu finns måste sparas för framtiden. Rosenticka är typisk art för </w:t>
+      </w:r>
+      <w:r>
+        <w:rPr>
+          <w:i/>
+        </w:rPr>
+        <w:t xml:space="preserve">9010 Taiga </w:t>
+      </w:r>
+      <w:r>
+        <w:t xml:space="preserve">och </w:t>
+      </w:r>
+      <w:r>
+        <w:rPr>
+          <w:i/>
+        </w:rPr>
+        <w:t>9050 Näringsrik granskog</w:t>
+      </w:r>
+      <w:r>
+        <w:t xml:space="preserve"> (Nitare &amp; Skogsstyrelsen, 2019; SLU Artdatabanken, 2024).</w:t>
       </w:r>
     </w:p>
     <w:p>
@@ -262,10 +281,151 @@
         <w:rPr>
           <w:b/>
         </w:rPr>
-        <w:t>Rynkskinn (VU)</w:t>
+        <w:t>Rynkskinn (NT)</w:t>
       </w:r>
       <w:r>
-        <w:t>, rödlistad som sårbar, är en vednedbrytare som växer på grova granlågor och ingår i en karaktäristisk association av vedsvampar knutna till urskogsartade barrskogar. Den har klassificerats som en “urskogsindikator” och är placerad i toppen av Skogsstyrelsens värdepyramid för bedömning av skog med höga naturvärden. Allt tyder på att rynkskinn är mycket känslig för skogliga ingrepp (Nitare &amp; Skogsstyrelsen, 2019; SLU Artdatabanken, 2024).</w:t>
+        <w:t xml:space="preserve"> är en vednedbrytare som växer på grova granlågor och ingår i en karaktäristisk association av vedsvampar knutna till urskogsartade barrskogar. Den har klassificerats som en “urskogsindikator” och är placerad i toppen av Skogsstyrelsens värdepyramid för bedömning av skog med höga naturvärden. Allt tyder på att rynkskinn är mycket känslig för skogliga ingrepp och lokalerna, som oftast har höga biologiska kvaliteter, bör lämnas till fri utveckling. Rynkskinn är typisk art för </w:t>
+      </w:r>
+      <w:r>
+        <w:rPr>
+          <w:i/>
+        </w:rPr>
+        <w:t xml:space="preserve">9010 Taiga, 9050 Näringsrik granskog </w:t>
+      </w:r>
+      <w:r>
+        <w:t>och</w:t>
+      </w:r>
+      <w:r>
+        <w:rPr>
+          <w:i/>
+        </w:rPr>
+        <w:t xml:space="preserve"> 9030 Landhöjningsskog</w:t>
+      </w:r>
+      <w:r>
+        <w:t xml:space="preserve"> (Nitare &amp; Skogsstyrelsen, 2019; SLU Artdatabanken, 2026).</w:t>
+      </w:r>
+    </w:p>
+    <w:p>
+      <w:r>
+        <w:rPr>
+          <w:b/>
+        </w:rPr>
+        <w:t>Ullticka (NT)</w:t>
+      </w:r>
+      <w:r>
+        <w:t xml:space="preserve"> är knuten till restbestånd av barrnaturskog och förekommer med ett tydligt optimum i orörda eller måttligt påverkade gamla granskogar där det föreligger viss kontinuitet av grov död ved. Ullticka är en bra signalart inom hela sitt utbredningsområde och i södra Sverige är den sällsynt och en god signalart för skyddsvärda granskogsmiljöer. Den hotas av avverkning och fragmentering av naturskog och äldre granskog med lång trädkontinuitet. På ullticka kan ibland ulltickeporing (VU) påträffas - det är en sällsynt ticka som nyligen delats upp i de tre olika arterna ulltickeporing </w:t>
+      </w:r>
+      <w:r>
+        <w:rPr>
+          <w:i/>
+        </w:rPr>
+        <w:t xml:space="preserve">Skeletocutis brevispora </w:t>
+      </w:r>
+      <w:r>
+        <w:t>(VU)</w:t>
+      </w:r>
+      <w:r>
+        <w:rPr>
+          <w:i/>
+        </w:rPr>
+        <w:t>, Skeletocutis delicata</w:t>
+      </w:r>
+      <w:r>
+        <w:t xml:space="preserve"> (VU)</w:t>
+      </w:r>
+      <w:r>
+        <w:rPr>
+          <w:i/>
+        </w:rPr>
+        <w:t xml:space="preserve"> och Skeletocutis exilis</w:t>
+      </w:r>
+      <w:r>
+        <w:t xml:space="preserve"> (NT). Ullticka är typisk art för </w:t>
+      </w:r>
+      <w:r>
+        <w:rPr>
+          <w:i/>
+        </w:rPr>
+        <w:t xml:space="preserve">9010 Taiga, 9050 Näringsrik granskog </w:t>
+      </w:r>
+      <w:r>
+        <w:t xml:space="preserve">och </w:t>
+      </w:r>
+      <w:r>
+        <w:rPr>
+          <w:i/>
+        </w:rPr>
+        <w:t>9030 Landhöjningsskog</w:t>
+      </w:r>
+      <w:r>
+        <w:t xml:space="preserve"> (SLU Artdatabanken, 2026; Nitare &amp; Skogsstyrelsen, 2019; Miettinen &amp; Niemelä, 2018).</w:t>
+      </w:r>
+    </w:p>
+    <w:p>
+      <w:r>
+        <w:rPr>
+          <w:b/>
+        </w:rPr>
+        <w:t xml:space="preserve">Källpraktmossa </w:t>
+      </w:r>
+      <w:r>
+        <w:t xml:space="preserve">växer på fuktig eller blöt, näringsrik och ofta mineralrik mark, t.ex. i sumpskogar. Den är en god signalart i södra och mellersta Sverige och förekommer ofta i artrika miljöer med t.ex. kärrkammossa, bågpraktmossa, filtrundmossa och skogshakmossa. Eftersom mängden våtmarker har reducerats kraftigt i södra Sverige under det senaste seklet har förekomsten av källpraktmossa troligen minskat i söder. Källpraktmossa är typisk art för </w:t>
+      </w:r>
+      <w:r>
+        <w:rPr>
+          <w:i/>
+        </w:rPr>
+        <w:t xml:space="preserve">7160 Källor och källkärr, 9750 Svämlövskog </w:t>
+      </w:r>
+      <w:r>
+        <w:t>och</w:t>
+      </w:r>
+      <w:r>
+        <w:rPr>
+          <w:i/>
+        </w:rPr>
+        <w:t xml:space="preserve"> 9080 Lövsumpskog </w:t>
+      </w:r>
+      <w:r>
+        <w:t>(Nitare &amp; Skogsstyrelsen, 2019; SLU Artdatabanken, 2025).</w:t>
+      </w:r>
+    </w:p>
+    <w:p>
+      <w:r>
+        <w:rPr>
+          <w:b/>
+        </w:rPr>
+        <w:t>Luddlav</w:t>
+      </w:r>
+      <w:r>
+        <w:t xml:space="preserve"> signalerar lång skoglig kontinuitet med ett stabilt lokal- och mikroklimat med hög och jämn fuktighet. Luddlav är typisk art för </w:t>
+      </w:r>
+      <w:r>
+        <w:rPr>
+          <w:i/>
+        </w:rPr>
+        <w:t>9010 Taiga,</w:t>
+      </w:r>
+      <w:r>
+        <w:t xml:space="preserve"> </w:t>
+      </w:r>
+      <w:r>
+        <w:rPr>
+          <w:i/>
+        </w:rPr>
+        <w:t xml:space="preserve">9020 Nordlig ädellövskog, 9070 Trädklädd betesmark, 9110 Näringsfattig bokskog, 9180 Ädellövskog i branter </w:t>
+      </w:r>
+      <w:r>
+        <w:t>och</w:t>
+      </w:r>
+      <w:r>
+        <w:rPr>
+          <w:i/>
+        </w:rPr>
+        <w:t xml:space="preserve"> 9190 Näringsfattig ekskog </w:t>
+      </w:r>
+      <w:r>
+        <w:t>(Nitare &amp; Skogsstyrelsen, 2019; SLU Artdatabanken, 2025).</w:t>
       </w:r>
     </w:p>
     <w:p>
@@ -276,7 +436,16 @@
         <w:t>Tibast</w:t>
       </w:r>
       <w:r>
-        <w:t xml:space="preserve"> är en kalkgynnad buske som växer på mullrik, frisk eller svagt fuktig mark, exempelvis i gamla kalkgranskogar, lövträdslundar, varma källpåverkade sluttningar och exklusiva biotoper kopplade till vattendrag. Förekomster i gammal skog visar på höga naturvärden och bör alltid noteras i samband med naturvärdesinventeringar. Tibast är värdväxt för de två fjärilsarterna större tibastmal och brun tibastmal (CR) (SLU Artdatabanken, 2024; Nitare &amp; Skogsstyrelsen, 2019).</w:t>
+        <w:t xml:space="preserve"> är en kalkgynnad buske som växer på mullrik, frisk eller svagt fuktig mark, exempelvis i gamla kalkgranskogar, lövträdslundar, varma källpåverkade sluttningar och exklusiva biotoper kopplade till vattendrag. Förekomster i gammal skog visar på höga naturvärden och bör alltid noteras i samband med naturvärdesinventeringar. Tibast är typisk art för </w:t>
+      </w:r>
+      <w:r>
+        <w:rPr>
+          <w:i/>
+        </w:rPr>
+        <w:t>9050 Näringsrik granskog</w:t>
+      </w:r>
+      <w:r>
+        <w:t xml:space="preserve"> och värdväxt för de två fjärilsarterna större tibastmal och brun tibastmal (CR) (SLU Artdatabanken, 2024; Nitare &amp; Skogsstyrelsen, 2019).</w:t>
       </w:r>
     </w:p>
     <w:p>
@@ -284,28 +453,30 @@
         <w:rPr>
           <w:b/>
         </w:rPr>
-        <w:t>Ullticka (NT)</w:t>
+        <w:t xml:space="preserve">Vedticka </w:t>
       </w:r>
       <w:r>
-        <w:t xml:space="preserve"> är knuten till restbestånd av barrnaturskog och förekommer med ett tydligt optimum i orörda eller måttligt påverkade gamla granskogar där det föreligger viss kontinuitet av grov död ved. Ullticka är en bra signalart inom hela sitt utbredningsområde och i södra Sverige är den sällsynt och en god signalart för skyddsvärda granskogsmiljöer. Den hotas av avverkning och fragmentering av naturskog och äldre granskog med lång trädkontinuitet. På ullticka kan ibland ulltickeporing (VU) påträffas - det är en sällsynt ticka som nyligen delats upp i tre olika arter: </w:t>
+        <w:t xml:space="preserve">är en bra signalart söder om den naturliga norrlandsgränsen. Den är huvudsakligen knuten till äldre barrskogar där det föreligger långvarig kontinuitet av död barrved. Vedticka är typisk art för </w:t>
       </w:r>
       <w:r>
         <w:rPr>
           <w:i/>
         </w:rPr>
-        <w:t xml:space="preserve">Skeletocutis brevispora </w:t>
+        <w:t xml:space="preserve">9010 Taiga </w:t>
       </w:r>
       <w:r>
-        <w:t>(ulltickeporing)</w:t>
+        <w:t>(Nitare &amp; Skogsstyrelsen, 2019; SLU Artdatabanken, 2025).</w:t>
+      </w:r>
+    </w:p>
+    <w:p>
+      <w:r>
+        <w:rPr>
+          <w:b/>
+        </w:rPr>
+        <w:t xml:space="preserve">Vågbandad barkbock </w:t>
       </w:r>
       <w:r>
-        <w:rPr>
-          <w:i/>
-        </w:rPr>
-        <w:t>, Skeletocutis delicata och Skeletocutis exilis</w:t>
-      </w:r>
-      <w:r>
-        <w:t>. De två sistnämnda arterna står för närvarande (2020) som ej bedömda i rödlistan (SLU Artdatabanken, 2024; Nitare &amp; Skogsstyrelsen, 2019; Miettinen &amp; Niemelä, 2018).</w:t>
+        <w:t>är en långhorning vars larvutveckling sker under bark på nyligen döda stående barrträd, främst gran, mer undantagsvis på tall. Främst i stående träd, särskilt gamla, långsamvuxna granar med grov bark, även i grövre grenar, stubbar eller vindfällen. Arten är starkt knuten till naturskogsliknande granskogar, och gynnas av extrema torrsomrar som försvagar träden. Arten påverkas negativt av brist på kontinuitetsskog och en minskning av populationen pågår eller förväntas ske (SLU Artdatabanken, 2025).</w:t>
       </w:r>
     </w:p>
     <w:p>
@@ -316,20 +487,25 @@
         <w:t xml:space="preserve">Ögonpyrola </w:t>
       </w:r>
       <w:r>
-        <w:t>är normalt en bra signalart som visar på områden med höga naturvärden och stabila förhållanden, särskilt inom näringsfattiga trakter. Växten är mycket känslig för markskador och försvinner snabbt efter slutavverkning. Den hotas också av skogsgödsling och markavvattning (Nitare &amp; Skogsstyrelsen, 2019).</w:t>
+        <w:t xml:space="preserve">är normalt en bra signalart som visar på områden med höga naturvärden och stabila förhållanden, särskilt inom näringsfattiga trakter. Växten är mycket känslig för markskador och försvinner snabbt efter slutavverkning. Den hotas också av skogsgödsling och markavvattning. Ögonpyrola är typisk art för </w:t>
       </w:r>
-    </w:p>
-    <w:p>
-      <w:pPr>
-        <w:pStyle w:val="Heading1"/>
-      </w:pPr>
       <w:r>
-        <w:t>Fridlysta arter</w:t>
+        <w:rPr>
+          <w:i/>
+        </w:rPr>
+        <w:t>9010 Taiga</w:t>
       </w:r>
-    </w:p>
-    <w:p>
       <w:r>
-        <w:t>Följande fridlysta arter har sina livsmiljöer och växtplatser i den avverkningsanmälda skogen: vanlig padda (§6).</w:t>
+        <w:t xml:space="preserve"> och</w:t>
+      </w:r>
+      <w:r>
+        <w:rPr>
+          <w:i/>
+        </w:rPr>
+        <w:t xml:space="preserve"> 9070 Trädklädd betesmark</w:t>
+      </w:r>
+      <w:r>
+        <w:t xml:space="preserve"> (Nitare &amp; Skogsstyrelsen, 2019; SLU Artdatabanken, 2024).</w:t>
       </w:r>
     </w:p>
     <w:p>
@@ -627,7 +803,7 @@
 </file>
 
 <file path=word/endnotes.xml><?xml version="1.0" encoding="utf-8"?>
-<w:endnotes xmlns:wpc="http://schemas.microsoft.com/office/word/2010/wordprocessingCanvas" xmlns:cx="http://schemas.microsoft.com/office/drawing/2014/chartex" xmlns:cx1="http://schemas.microsoft.com/office/drawing/2015/9/8/chartex" xmlns:cx2="http://schemas.microsoft.com/office/drawing/2015/10/21/chartex" xmlns:cx3="http://schemas.microsoft.com/office/drawing/2016/5/9/chartex" xmlns:cx4="http://schemas.microsoft.com/office/drawing/2016/5/10/chartex" xmlns:cx5="http://schemas.microsoft.com/office/drawing/2016/5/11/chartex" xmlns:cx6="http://schemas.microsoft.com/office/drawing/2016/5/12/chartex" xmlns:cx7="http://schemas.microsoft.com/office/drawing/2016/5/13/chartex" xmlns:cx8="http://schemas.microsoft.com/office/drawing/2016/5/14/chartex" xmlns:mc="http://schemas.openxmlformats.org/markup-compatibility/2006" xmlns:aink="http://schemas.microsoft.com/office/drawing/2016/ink" xmlns:am3d="http://schemas.microsoft.com/office/drawing/2017/model3d" xmlns:o="urn:schemas-microsoft-com:office:office" xmlns:oel="http://schemas.microsoft.com/office/2019/extlst" xmlns:r="http://schemas.openxmlformats.org/officeDocument/2006/relationships" xmlns:m="http://schemas.openxmlformats.org/officeDocument/2006/math" xmlns:v="urn:schemas-microsoft-com:vml" xmlns:wp14="http://schemas.microsoft.com/office/word/2010/wordprocessingDrawing" xmlns:wp="http://schemas.openxmlformats.org/drawingml/2006/wordprocessingDrawing" xmlns:w10="urn:schemas-microsoft-com:office:word" xmlns:w="http://schemas.openxmlformats.org/wordprocessingml/2006/main" xmlns:w14="http://schemas.microsoft.com/office/word/2010/wordml" xmlns:w15="http://schemas.microsoft.com/office/word/2012/wordml" xmlns:w16cex="http://schemas.microsoft.com/office/word/2018/wordml/cex" xmlns:w16cid="http://schemas.microsoft.com/office/word/2016/wordml/cid" xmlns:w16="http://schemas.microsoft.com/office/word/2018/wordml" xmlns:w16sdtdh="http://schemas.microsoft.com/office/word/2020/wordml/sdtdatahash" xmlns:w16se="http://schemas.microsoft.com/office/word/2015/wordml/symex" xmlns:wpg="http://schemas.microsoft.com/office/word/2010/wordprocessingGroup" xmlns:wpi="http://schemas.microsoft.com/office/word/2010/wordprocessingInk" xmlns:wne="http://schemas.microsoft.com/office/word/2006/wordml" xmlns:wps="http://schemas.microsoft.com/office/word/2010/wordprocessingShape" mc:Ignorable="w14 w15 w16se w16cid w16 w16cex w16sdtdh wp14">
+<w:endnotes xmlns:wpc="http://schemas.microsoft.com/office/word/2010/wordprocessingCanvas" xmlns:cx="http://schemas.microsoft.com/office/drawing/2014/chartex" xmlns:cx1="http://schemas.microsoft.com/office/drawing/2015/9/8/chartex" xmlns:cx2="http://schemas.microsoft.com/office/drawing/2015/10/21/chartex" xmlns:cx3="http://schemas.microsoft.com/office/drawing/2016/5/9/chartex" xmlns:cx4="http://schemas.microsoft.com/office/drawing/2016/5/10/chartex" xmlns:cx5="http://schemas.microsoft.com/office/drawing/2016/5/11/chartex" xmlns:cx6="http://schemas.microsoft.com/office/drawing/2016/5/12/chartex" xmlns:cx7="http://schemas.microsoft.com/office/drawing/2016/5/13/chartex" xmlns:cx8="http://schemas.microsoft.com/office/drawing/2016/5/14/chartex" xmlns:mc="http://schemas.openxmlformats.org/markup-compatibility/2006" xmlns:aink="http://schemas.microsoft.com/office/drawing/2016/ink" xmlns:am3d="http://schemas.microsoft.com/office/drawing/2017/model3d" xmlns:o="urn:schemas-microsoft-com:office:office" xmlns:oel="http://schemas.microsoft.com/office/2019/extlst" xmlns:r="http://schemas.openxmlformats.org/officeDocument/2006/relationships" xmlns:m="http://schemas.openxmlformats.org/officeDocument/2006/math" xmlns:v="urn:schemas-microsoft-com:vml" xmlns:wp14="http://schemas.microsoft.com/office/word/2010/wordprocessingDrawing" xmlns:wp="http://schemas.openxmlformats.org/drawingml/2006/wordprocessingDrawing" xmlns:w10="urn:schemas-microsoft-com:office:word" xmlns:w="http://schemas.openxmlformats.org/wordprocessingml/2006/main" xmlns:w14="http://schemas.microsoft.com/office/word/2010/wordml" xmlns:w15="http://schemas.microsoft.com/office/word/2012/wordml" xmlns:w16cex="http://schemas.microsoft.com/office/word/2018/wordml/cex" xmlns:w16cid="http://schemas.microsoft.com/office/word/2016/wordml/cid" xmlns:w16="http://schemas.microsoft.com/office/word/2018/wordml" xmlns:w16du="http://schemas.microsoft.com/office/word/2023/wordml/word16du" xmlns:w16sdtdh="http://schemas.microsoft.com/office/word/2020/wordml/sdtdatahash" xmlns:w16sdtfl="http://schemas.microsoft.com/office/word/2024/wordml/sdtformatlock" xmlns:w16se="http://schemas.microsoft.com/office/word/2015/wordml/symex" xmlns:wpg="http://schemas.microsoft.com/office/word/2010/wordprocessingGroup" xmlns:wpi="http://schemas.microsoft.com/office/word/2010/wordprocessingInk" xmlns:wne="http://schemas.microsoft.com/office/word/2006/wordml" xmlns:wps="http://schemas.microsoft.com/office/word/2010/wordprocessingShape" mc:Ignorable="w14 w15 w16se w16cid w16 w16cex w16sdtdh w16sdtfl w16du wp14">
   <w:endnote w:type="separator" w:id="-1">
     <w:p>
       <w:pPr>
@@ -652,7 +828,7 @@
 </file>
 
 <file path=word/footer1.xml><?xml version="1.0" encoding="utf-8"?>
-<w:ftr xmlns:wpc="http://schemas.microsoft.com/office/word/2010/wordprocessingCanvas" xmlns:cx="http://schemas.microsoft.com/office/drawing/2014/chartex" xmlns:cx1="http://schemas.microsoft.com/office/drawing/2015/9/8/chartex" xmlns:cx2="http://schemas.microsoft.com/office/drawing/2015/10/21/chartex" xmlns:cx3="http://schemas.microsoft.com/office/drawing/2016/5/9/chartex" xmlns:cx4="http://schemas.microsoft.com/office/drawing/2016/5/10/chartex" xmlns:cx5="http://schemas.microsoft.com/office/drawing/2016/5/11/chartex" xmlns:cx6="http://schemas.microsoft.com/office/drawing/2016/5/12/chartex" xmlns:cx7="http://schemas.microsoft.com/office/drawing/2016/5/13/chartex" xmlns:cx8="http://schemas.microsoft.com/office/drawing/2016/5/14/chartex" xmlns:mc="http://schemas.openxmlformats.org/markup-compatibility/2006" xmlns:aink="http://schemas.microsoft.com/office/drawing/2016/ink" xmlns:am3d="http://schemas.microsoft.com/office/drawing/2017/model3d" xmlns:o="urn:schemas-microsoft-com:office:office" xmlns:oel="http://schemas.microsoft.com/office/2019/extlst" xmlns:r="http://schemas.openxmlformats.org/officeDocument/2006/relationships" xmlns:m="http://schemas.openxmlformats.org/officeDocument/2006/math" xmlns:v="urn:schemas-microsoft-com:vml" xmlns:wp14="http://schemas.microsoft.com/office/word/2010/wordprocessingDrawing" xmlns:wp="http://schemas.openxmlformats.org/drawingml/2006/wordprocessingDrawing" xmlns:w10="urn:schemas-microsoft-com:office:word" xmlns:w="http://schemas.openxmlformats.org/wordprocessingml/2006/main" xmlns:w14="http://schemas.microsoft.com/office/word/2010/wordml" xmlns:w15="http://schemas.microsoft.com/office/word/2012/wordml" xmlns:w16cex="http://schemas.microsoft.com/office/word/2018/wordml/cex" xmlns:w16cid="http://schemas.microsoft.com/office/word/2016/wordml/cid" xmlns:w16="http://schemas.microsoft.com/office/word/2018/wordml" xmlns:w16sdtdh="http://schemas.microsoft.com/office/word/2020/wordml/sdtdatahash" xmlns:w16se="http://schemas.microsoft.com/office/word/2015/wordml/symex" xmlns:wpg="http://schemas.microsoft.com/office/word/2010/wordprocessingGroup" xmlns:wpi="http://schemas.microsoft.com/office/word/2010/wordprocessingInk" xmlns:wne="http://schemas.microsoft.com/office/word/2006/wordml" xmlns:wps="http://schemas.microsoft.com/office/word/2010/wordprocessingShape" mc:Ignorable="w14 w15 w16se w16cid w16 w16cex w16sdtdh wp14">
+<w:ftr xmlns:wpc="http://schemas.microsoft.com/office/word/2010/wordprocessingCanvas" xmlns:cx="http://schemas.microsoft.com/office/drawing/2014/chartex" xmlns:cx1="http://schemas.microsoft.com/office/drawing/2015/9/8/chartex" xmlns:cx2="http://schemas.microsoft.com/office/drawing/2015/10/21/chartex" xmlns:cx3="http://schemas.microsoft.com/office/drawing/2016/5/9/chartex" xmlns:cx4="http://schemas.microsoft.com/office/drawing/2016/5/10/chartex" xmlns:cx5="http://schemas.microsoft.com/office/drawing/2016/5/11/chartex" xmlns:cx6="http://schemas.microsoft.com/office/drawing/2016/5/12/chartex" xmlns:cx7="http://schemas.microsoft.com/office/drawing/2016/5/13/chartex" xmlns:cx8="http://schemas.microsoft.com/office/drawing/2016/5/14/chartex" xmlns:mc="http://schemas.openxmlformats.org/markup-compatibility/2006" xmlns:aink="http://schemas.microsoft.com/office/drawing/2016/ink" xmlns:am3d="http://schemas.microsoft.com/office/drawing/2017/model3d" xmlns:o="urn:schemas-microsoft-com:office:office" xmlns:oel="http://schemas.microsoft.com/office/2019/extlst" xmlns:r="http://schemas.openxmlformats.org/officeDocument/2006/relationships" xmlns:m="http://schemas.openxmlformats.org/officeDocument/2006/math" xmlns:v="urn:schemas-microsoft-com:vml" xmlns:wp14="http://schemas.microsoft.com/office/word/2010/wordprocessingDrawing" xmlns:wp="http://schemas.openxmlformats.org/drawingml/2006/wordprocessingDrawing" xmlns:w10="urn:schemas-microsoft-com:office:word" xmlns:w="http://schemas.openxmlformats.org/wordprocessingml/2006/main" xmlns:w14="http://schemas.microsoft.com/office/word/2010/wordml" xmlns:w15="http://schemas.microsoft.com/office/word/2012/wordml" xmlns:w16cex="http://schemas.microsoft.com/office/word/2018/wordml/cex" xmlns:w16cid="http://schemas.microsoft.com/office/word/2016/wordml/cid" xmlns:w16="http://schemas.microsoft.com/office/word/2018/wordml" xmlns:w16du="http://schemas.microsoft.com/office/word/2023/wordml/word16du" xmlns:w16sdtdh="http://schemas.microsoft.com/office/word/2020/wordml/sdtdatahash" xmlns:w16sdtfl="http://schemas.microsoft.com/office/word/2024/wordml/sdtformatlock" xmlns:w16se="http://schemas.microsoft.com/office/word/2015/wordml/symex" xmlns:wpg="http://schemas.microsoft.com/office/word/2010/wordprocessingGroup" xmlns:wpi="http://schemas.microsoft.com/office/word/2010/wordprocessingInk" xmlns:wne="http://schemas.microsoft.com/office/word/2006/wordml" xmlns:wps="http://schemas.microsoft.com/office/word/2010/wordprocessingShape" mc:Ignorable="w14 w15 w16se w16cid w16 w16cex w16sdtdh w16sdtfl w16du wp14">
   <w:p>
     <w:pPr>
       <w:pStyle w:val="Footer"/>
@@ -662,7 +838,7 @@
 </file>
 
 <file path=word/footer2.xml><?xml version="1.0" encoding="utf-8"?>
-<w:ftr xmlns:wpc="http://schemas.microsoft.com/office/word/2010/wordprocessingCanvas" xmlns:cx="http://schemas.microsoft.com/office/drawing/2014/chartex" xmlns:cx1="http://schemas.microsoft.com/office/drawing/2015/9/8/chartex" xmlns:cx2="http://schemas.microsoft.com/office/drawing/2015/10/21/chartex" xmlns:cx3="http://schemas.microsoft.com/office/drawing/2016/5/9/chartex" xmlns:cx4="http://schemas.microsoft.com/office/drawing/2016/5/10/chartex" xmlns:cx5="http://schemas.microsoft.com/office/drawing/2016/5/11/chartex" xmlns:cx6="http://schemas.microsoft.com/office/drawing/2016/5/12/chartex" xmlns:cx7="http://schemas.microsoft.com/office/drawing/2016/5/13/chartex" xmlns:cx8="http://schemas.microsoft.com/office/drawing/2016/5/14/chartex" xmlns:mc="http://schemas.openxmlformats.org/markup-compatibility/2006" xmlns:aink="http://schemas.microsoft.com/office/drawing/2016/ink" xmlns:am3d="http://schemas.microsoft.com/office/drawing/2017/model3d" xmlns:o="urn:schemas-microsoft-com:office:office" xmlns:oel="http://schemas.microsoft.com/office/2019/extlst" xmlns:r="http://schemas.openxmlformats.org/officeDocument/2006/relationships" xmlns:m="http://schemas.openxmlformats.org/officeDocument/2006/math" xmlns:v="urn:schemas-microsoft-com:vml" xmlns:wp14="http://schemas.microsoft.com/office/word/2010/wordprocessingDrawing" xmlns:wp="http://schemas.openxmlformats.org/drawingml/2006/wordprocessingDrawing" xmlns:w10="urn:schemas-microsoft-com:office:word" xmlns:w="http://schemas.openxmlformats.org/wordprocessingml/2006/main" xmlns:w14="http://schemas.microsoft.com/office/word/2010/wordml" xmlns:w15="http://schemas.microsoft.com/office/word/2012/wordml" xmlns:w16cex="http://schemas.microsoft.com/office/word/2018/wordml/cex" xmlns:w16cid="http://schemas.microsoft.com/office/word/2016/wordml/cid" xmlns:w16="http://schemas.microsoft.com/office/word/2018/wordml" xmlns:w16sdtdh="http://schemas.microsoft.com/office/word/2020/wordml/sdtdatahash" xmlns:w16se="http://schemas.microsoft.com/office/word/2015/wordml/symex" xmlns:wpg="http://schemas.microsoft.com/office/word/2010/wordprocessingGroup" xmlns:wpi="http://schemas.microsoft.com/office/word/2010/wordprocessingInk" xmlns:wne="http://schemas.microsoft.com/office/word/2006/wordml" xmlns:wps="http://schemas.microsoft.com/office/word/2010/wordprocessingShape" mc:Ignorable="w14 w15 w16se w16cid w16 w16cex w16sdtdh wp14">
+<w:ftr xmlns:wpc="http://schemas.microsoft.com/office/word/2010/wordprocessingCanvas" xmlns:cx="http://schemas.microsoft.com/office/drawing/2014/chartex" xmlns:cx1="http://schemas.microsoft.com/office/drawing/2015/9/8/chartex" xmlns:cx2="http://schemas.microsoft.com/office/drawing/2015/10/21/chartex" xmlns:cx3="http://schemas.microsoft.com/office/drawing/2016/5/9/chartex" xmlns:cx4="http://schemas.microsoft.com/office/drawing/2016/5/10/chartex" xmlns:cx5="http://schemas.microsoft.com/office/drawing/2016/5/11/chartex" xmlns:cx6="http://schemas.microsoft.com/office/drawing/2016/5/12/chartex" xmlns:cx7="http://schemas.microsoft.com/office/drawing/2016/5/13/chartex" xmlns:cx8="http://schemas.microsoft.com/office/drawing/2016/5/14/chartex" xmlns:mc="http://schemas.openxmlformats.org/markup-compatibility/2006" xmlns:aink="http://schemas.microsoft.com/office/drawing/2016/ink" xmlns:am3d="http://schemas.microsoft.com/office/drawing/2017/model3d" xmlns:o="urn:schemas-microsoft-com:office:office" xmlns:oel="http://schemas.microsoft.com/office/2019/extlst" xmlns:r="http://schemas.openxmlformats.org/officeDocument/2006/relationships" xmlns:m="http://schemas.openxmlformats.org/officeDocument/2006/math" xmlns:v="urn:schemas-microsoft-com:vml" xmlns:wp14="http://schemas.microsoft.com/office/word/2010/wordprocessingDrawing" xmlns:wp="http://schemas.openxmlformats.org/drawingml/2006/wordprocessingDrawing" xmlns:w10="urn:schemas-microsoft-com:office:word" xmlns:w="http://schemas.openxmlformats.org/wordprocessingml/2006/main" xmlns:w14="http://schemas.microsoft.com/office/word/2010/wordml" xmlns:w15="http://schemas.microsoft.com/office/word/2012/wordml" xmlns:w16cex="http://schemas.microsoft.com/office/word/2018/wordml/cex" xmlns:w16cid="http://schemas.microsoft.com/office/word/2016/wordml/cid" xmlns:w16="http://schemas.microsoft.com/office/word/2018/wordml" xmlns:w16du="http://schemas.microsoft.com/office/word/2023/wordml/word16du" xmlns:w16sdtdh="http://schemas.microsoft.com/office/word/2020/wordml/sdtdatahash" xmlns:w16sdtfl="http://schemas.microsoft.com/office/word/2024/wordml/sdtformatlock" xmlns:w16se="http://schemas.microsoft.com/office/word/2015/wordml/symex" xmlns:wpg="http://schemas.microsoft.com/office/word/2010/wordprocessingGroup" xmlns:wpi="http://schemas.microsoft.com/office/word/2010/wordprocessingInk" xmlns:wne="http://schemas.microsoft.com/office/word/2006/wordml" xmlns:wps="http://schemas.microsoft.com/office/word/2010/wordprocessingShape" mc:Ignorable="w14 w15 w16se w16cid w16 w16cex w16sdtdh w16sdtfl w16du wp14">
   <w:p>
     <w:pPr>
       <w:pStyle w:val="Footer"/>
@@ -672,7 +848,7 @@
 </file>
 
 <file path=word/footer3.xml><?xml version="1.0" encoding="utf-8"?>
-<w:ftr xmlns:wpc="http://schemas.microsoft.com/office/word/2010/wordprocessingCanvas" xmlns:cx="http://schemas.microsoft.com/office/drawing/2014/chartex" xmlns:cx1="http://schemas.microsoft.com/office/drawing/2015/9/8/chartex" xmlns:cx2="http://schemas.microsoft.com/office/drawing/2015/10/21/chartex" xmlns:cx3="http://schemas.microsoft.com/office/drawing/2016/5/9/chartex" xmlns:cx4="http://schemas.microsoft.com/office/drawing/2016/5/10/chartex" xmlns:cx5="http://schemas.microsoft.com/office/drawing/2016/5/11/chartex" xmlns:cx6="http://schemas.microsoft.com/office/drawing/2016/5/12/chartex" xmlns:cx7="http://schemas.microsoft.com/office/drawing/2016/5/13/chartex" xmlns:cx8="http://schemas.microsoft.com/office/drawing/2016/5/14/chartex" xmlns:mc="http://schemas.openxmlformats.org/markup-compatibility/2006" xmlns:aink="http://schemas.microsoft.com/office/drawing/2016/ink" xmlns:am3d="http://schemas.microsoft.com/office/drawing/2017/model3d" xmlns:o="urn:schemas-microsoft-com:office:office" xmlns:oel="http://schemas.microsoft.com/office/2019/extlst" xmlns:r="http://schemas.openxmlformats.org/officeDocument/2006/relationships" xmlns:m="http://schemas.openxmlformats.org/officeDocument/2006/math" xmlns:v="urn:schemas-microsoft-com:vml" xmlns:wp14="http://schemas.microsoft.com/office/word/2010/wordprocessingDrawing" xmlns:wp="http://schemas.openxmlformats.org/drawingml/2006/wordprocessingDrawing" xmlns:w10="urn:schemas-microsoft-com:office:word" xmlns:w="http://schemas.openxmlformats.org/wordprocessingml/2006/main" xmlns:w14="http://schemas.microsoft.com/office/word/2010/wordml" xmlns:w15="http://schemas.microsoft.com/office/word/2012/wordml" xmlns:w16cex="http://schemas.microsoft.com/office/word/2018/wordml/cex" xmlns:w16cid="http://schemas.microsoft.com/office/word/2016/wordml/cid" xmlns:w16="http://schemas.microsoft.com/office/word/2018/wordml" xmlns:w16sdtdh="http://schemas.microsoft.com/office/word/2020/wordml/sdtdatahash" xmlns:w16se="http://schemas.microsoft.com/office/word/2015/wordml/symex" xmlns:wpg="http://schemas.microsoft.com/office/word/2010/wordprocessingGroup" xmlns:wpi="http://schemas.microsoft.com/office/word/2010/wordprocessingInk" xmlns:wne="http://schemas.microsoft.com/office/word/2006/wordml" xmlns:wps="http://schemas.microsoft.com/office/word/2010/wordprocessingShape" mc:Ignorable="w14 w15 w16se w16cid w16 w16cex w16sdtdh wp14">
+<w:ftr xmlns:wpc="http://schemas.microsoft.com/office/word/2010/wordprocessingCanvas" xmlns:cx="http://schemas.microsoft.com/office/drawing/2014/chartex" xmlns:cx1="http://schemas.microsoft.com/office/drawing/2015/9/8/chartex" xmlns:cx2="http://schemas.microsoft.com/office/drawing/2015/10/21/chartex" xmlns:cx3="http://schemas.microsoft.com/office/drawing/2016/5/9/chartex" xmlns:cx4="http://schemas.microsoft.com/office/drawing/2016/5/10/chartex" xmlns:cx5="http://schemas.microsoft.com/office/drawing/2016/5/11/chartex" xmlns:cx6="http://schemas.microsoft.com/office/drawing/2016/5/12/chartex" xmlns:cx7="http://schemas.microsoft.com/office/drawing/2016/5/13/chartex" xmlns:cx8="http://schemas.microsoft.com/office/drawing/2016/5/14/chartex" xmlns:mc="http://schemas.openxmlformats.org/markup-compatibility/2006" xmlns:aink="http://schemas.microsoft.com/office/drawing/2016/ink" xmlns:am3d="http://schemas.microsoft.com/office/drawing/2017/model3d" xmlns:o="urn:schemas-microsoft-com:office:office" xmlns:oel="http://schemas.microsoft.com/office/2019/extlst" xmlns:r="http://schemas.openxmlformats.org/officeDocument/2006/relationships" xmlns:m="http://schemas.openxmlformats.org/officeDocument/2006/math" xmlns:v="urn:schemas-microsoft-com:vml" xmlns:wp14="http://schemas.microsoft.com/office/word/2010/wordprocessingDrawing" xmlns:wp="http://schemas.openxmlformats.org/drawingml/2006/wordprocessingDrawing" xmlns:w10="urn:schemas-microsoft-com:office:word" xmlns:w="http://schemas.openxmlformats.org/wordprocessingml/2006/main" xmlns:w14="http://schemas.microsoft.com/office/word/2010/wordml" xmlns:w15="http://schemas.microsoft.com/office/word/2012/wordml" xmlns:w16cex="http://schemas.microsoft.com/office/word/2018/wordml/cex" xmlns:w16cid="http://schemas.microsoft.com/office/word/2016/wordml/cid" xmlns:w16="http://schemas.microsoft.com/office/word/2018/wordml" xmlns:w16du="http://schemas.microsoft.com/office/word/2023/wordml/word16du" xmlns:w16sdtdh="http://schemas.microsoft.com/office/word/2020/wordml/sdtdatahash" xmlns:w16sdtfl="http://schemas.microsoft.com/office/word/2024/wordml/sdtformatlock" xmlns:w16se="http://schemas.microsoft.com/office/word/2015/wordml/symex" xmlns:wpg="http://schemas.microsoft.com/office/word/2010/wordprocessingGroup" xmlns:wpi="http://schemas.microsoft.com/office/word/2010/wordprocessingInk" xmlns:wne="http://schemas.microsoft.com/office/word/2006/wordml" xmlns:wps="http://schemas.microsoft.com/office/word/2010/wordprocessingShape" mc:Ignorable="w14 w15 w16se w16cid w16 w16cex w16sdtdh w16sdtfl w16du wp14">
   <w:p>
     <w:pPr>
       <w:pStyle w:val="Footer"/>
@@ -682,7 +858,7 @@
 </file>
 
 <file path=word/footnotes.xml><?xml version="1.0" encoding="utf-8"?>
-<w:footnotes xmlns:wpc="http://schemas.microsoft.com/office/word/2010/wordprocessingCanvas" xmlns:cx="http://schemas.microsoft.com/office/drawing/2014/chartex" xmlns:cx1="http://schemas.microsoft.com/office/drawing/2015/9/8/chartex" xmlns:cx2="http://schemas.microsoft.com/office/drawing/2015/10/21/chartex" xmlns:cx3="http://schemas.microsoft.com/office/drawing/2016/5/9/chartex" xmlns:cx4="http://schemas.microsoft.com/office/drawing/2016/5/10/chartex" xmlns:cx5="http://schemas.microsoft.com/office/drawing/2016/5/11/chartex" xmlns:cx6="http://schemas.microsoft.com/office/drawing/2016/5/12/chartex" xmlns:cx7="http://schemas.microsoft.com/office/drawing/2016/5/13/chartex" xmlns:cx8="http://schemas.microsoft.com/office/drawing/2016/5/14/chartex" xmlns:mc="http://schemas.openxmlformats.org/markup-compatibility/2006" xmlns:aink="http://schemas.microsoft.com/office/drawing/2016/ink" xmlns:am3d="http://schemas.microsoft.com/office/drawing/2017/model3d" xmlns:o="urn:schemas-microsoft-com:office:office" xmlns:oel="http://schemas.microsoft.com/office/2019/extlst" xmlns:r="http://schemas.openxmlformats.org/officeDocument/2006/relationships" xmlns:m="http://schemas.openxmlformats.org/officeDocument/2006/math" xmlns:v="urn:schemas-microsoft-com:vml" xmlns:wp14="http://schemas.microsoft.com/office/word/2010/wordprocessingDrawing" xmlns:wp="http://schemas.openxmlformats.org/drawingml/2006/wordprocessingDrawing" xmlns:w10="urn:schemas-microsoft-com:office:word" xmlns:w="http://schemas.openxmlformats.org/wordprocessingml/2006/main" xmlns:w14="http://schemas.microsoft.com/office/word/2010/wordml" xmlns:w15="http://schemas.microsoft.com/office/word/2012/wordml" xmlns:w16cex="http://schemas.microsoft.com/office/word/2018/wordml/cex" xmlns:w16cid="http://schemas.microsoft.com/office/word/2016/wordml/cid" xmlns:w16="http://schemas.microsoft.com/office/word/2018/wordml" xmlns:w16sdtdh="http://schemas.microsoft.com/office/word/2020/wordml/sdtdatahash" xmlns:w16se="http://schemas.microsoft.com/office/word/2015/wordml/symex" xmlns:wpg="http://schemas.microsoft.com/office/word/2010/wordprocessingGroup" xmlns:wpi="http://schemas.microsoft.com/office/word/2010/wordprocessingInk" xmlns:wne="http://schemas.microsoft.com/office/word/2006/wordml" xmlns:wps="http://schemas.microsoft.com/office/word/2010/wordprocessingShape" mc:Ignorable="w14 w15 w16se w16cid w16 w16cex w16sdtdh wp14">
+<w:footnotes xmlns:wpc="http://schemas.microsoft.com/office/word/2010/wordprocessingCanvas" xmlns:cx="http://schemas.microsoft.com/office/drawing/2014/chartex" xmlns:cx1="http://schemas.microsoft.com/office/drawing/2015/9/8/chartex" xmlns:cx2="http://schemas.microsoft.com/office/drawing/2015/10/21/chartex" xmlns:cx3="http://schemas.microsoft.com/office/drawing/2016/5/9/chartex" xmlns:cx4="http://schemas.microsoft.com/office/drawing/2016/5/10/chartex" xmlns:cx5="http://schemas.microsoft.com/office/drawing/2016/5/11/chartex" xmlns:cx6="http://schemas.microsoft.com/office/drawing/2016/5/12/chartex" xmlns:cx7="http://schemas.microsoft.com/office/drawing/2016/5/13/chartex" xmlns:cx8="http://schemas.microsoft.com/office/drawing/2016/5/14/chartex" xmlns:mc="http://schemas.openxmlformats.org/markup-compatibility/2006" xmlns:aink="http://schemas.microsoft.com/office/drawing/2016/ink" xmlns:am3d="http://schemas.microsoft.com/office/drawing/2017/model3d" xmlns:o="urn:schemas-microsoft-com:office:office" xmlns:oel="http://schemas.microsoft.com/office/2019/extlst" xmlns:r="http://schemas.openxmlformats.org/officeDocument/2006/relationships" xmlns:m="http://schemas.openxmlformats.org/officeDocument/2006/math" xmlns:v="urn:schemas-microsoft-com:vml" xmlns:wp14="http://schemas.microsoft.com/office/word/2010/wordprocessingDrawing" xmlns:wp="http://schemas.openxmlformats.org/drawingml/2006/wordprocessingDrawing" xmlns:w10="urn:schemas-microsoft-com:office:word" xmlns:w="http://schemas.openxmlformats.org/wordprocessingml/2006/main" xmlns:w14="http://schemas.microsoft.com/office/word/2010/wordml" xmlns:w15="http://schemas.microsoft.com/office/word/2012/wordml" xmlns:w16cex="http://schemas.microsoft.com/office/word/2018/wordml/cex" xmlns:w16cid="http://schemas.microsoft.com/office/word/2016/wordml/cid" xmlns:w16="http://schemas.microsoft.com/office/word/2018/wordml" xmlns:w16du="http://schemas.microsoft.com/office/word/2023/wordml/word16du" xmlns:w16sdtdh="http://schemas.microsoft.com/office/word/2020/wordml/sdtdatahash" xmlns:w16sdtfl="http://schemas.microsoft.com/office/word/2024/wordml/sdtformatlock" xmlns:w16se="http://schemas.microsoft.com/office/word/2015/wordml/symex" xmlns:wpg="http://schemas.microsoft.com/office/word/2010/wordprocessingGroup" xmlns:wpi="http://schemas.microsoft.com/office/word/2010/wordprocessingInk" xmlns:wne="http://schemas.microsoft.com/office/word/2006/wordml" xmlns:wps="http://schemas.microsoft.com/office/word/2010/wordprocessingShape" mc:Ignorable="w14 w15 w16se w16cid w16 w16cex w16sdtdh w16sdtfl w16du wp14">
   <w:footnote w:type="separator" w:id="-1">
     <w:p>
       <w:pPr>
@@ -707,7 +883,7 @@
 </file>
 
 <file path=word/header1.xml><?xml version="1.0" encoding="utf-8"?>
-<w:hdr xmlns:wpc="http://schemas.microsoft.com/office/word/2010/wordprocessingCanvas" xmlns:cx="http://schemas.microsoft.com/office/drawing/2014/chartex" xmlns:cx1="http://schemas.microsoft.com/office/drawing/2015/9/8/chartex" xmlns:cx2="http://schemas.microsoft.com/office/drawing/2015/10/21/chartex" xmlns:cx3="http://schemas.microsoft.com/office/drawing/2016/5/9/chartex" xmlns:cx4="http://schemas.microsoft.com/office/drawing/2016/5/10/chartex" xmlns:cx5="http://schemas.microsoft.com/office/drawing/2016/5/11/chartex" xmlns:cx6="http://schemas.microsoft.com/office/drawing/2016/5/12/chartex" xmlns:cx7="http://schemas.microsoft.com/office/drawing/2016/5/13/chartex" xmlns:cx8="http://schemas.microsoft.com/office/drawing/2016/5/14/chartex" xmlns:mc="http://schemas.openxmlformats.org/markup-compatibility/2006" xmlns:aink="http://schemas.microsoft.com/office/drawing/2016/ink" xmlns:am3d="http://schemas.microsoft.com/office/drawing/2017/model3d" xmlns:o="urn:schemas-microsoft-com:office:office" xmlns:oel="http://schemas.microsoft.com/office/2019/extlst" xmlns:r="http://schemas.openxmlformats.org/officeDocument/2006/relationships" xmlns:m="http://schemas.openxmlformats.org/officeDocument/2006/math" xmlns:v="urn:schemas-microsoft-com:vml" xmlns:wp14="http://schemas.microsoft.com/office/word/2010/wordprocessingDrawing" xmlns:wp="http://schemas.openxmlformats.org/drawingml/2006/wordprocessingDrawing" xmlns:w10="urn:schemas-microsoft-com:office:word" xmlns:w="http://schemas.openxmlformats.org/wordprocessingml/2006/main" xmlns:w14="http://schemas.microsoft.com/office/word/2010/wordml" xmlns:w15="http://schemas.microsoft.com/office/word/2012/wordml" xmlns:w16cex="http://schemas.microsoft.com/office/word/2018/wordml/cex" xmlns:w16cid="http://schemas.microsoft.com/office/word/2016/wordml/cid" xmlns:w16="http://schemas.microsoft.com/office/word/2018/wordml" xmlns:w16sdtdh="http://schemas.microsoft.com/office/word/2020/wordml/sdtdatahash" xmlns:w16se="http://schemas.microsoft.com/office/word/2015/wordml/symex" xmlns:wpg="http://schemas.microsoft.com/office/word/2010/wordprocessingGroup" xmlns:wpi="http://schemas.microsoft.com/office/word/2010/wordprocessingInk" xmlns:wne="http://schemas.microsoft.com/office/word/2006/wordml" xmlns:wps="http://schemas.microsoft.com/office/word/2010/wordprocessingShape" mc:Ignorable="w14 w15 w16se w16cid w16 w16cex w16sdtdh wp14">
+<w:hdr xmlns:wpc="http://schemas.microsoft.com/office/word/2010/wordprocessingCanvas" xmlns:cx="http://schemas.microsoft.com/office/drawing/2014/chartex" xmlns:cx1="http://schemas.microsoft.com/office/drawing/2015/9/8/chartex" xmlns:cx2="http://schemas.microsoft.com/office/drawing/2015/10/21/chartex" xmlns:cx3="http://schemas.microsoft.com/office/drawing/2016/5/9/chartex" xmlns:cx4="http://schemas.microsoft.com/office/drawing/2016/5/10/chartex" xmlns:cx5="http://schemas.microsoft.com/office/drawing/2016/5/11/chartex" xmlns:cx6="http://schemas.microsoft.com/office/drawing/2016/5/12/chartex" xmlns:cx7="http://schemas.microsoft.com/office/drawing/2016/5/13/chartex" xmlns:cx8="http://schemas.microsoft.com/office/drawing/2016/5/14/chartex" xmlns:mc="http://schemas.openxmlformats.org/markup-compatibility/2006" xmlns:aink="http://schemas.microsoft.com/office/drawing/2016/ink" xmlns:am3d="http://schemas.microsoft.com/office/drawing/2017/model3d" xmlns:o="urn:schemas-microsoft-com:office:office" xmlns:oel="http://schemas.microsoft.com/office/2019/extlst" xmlns:r="http://schemas.openxmlformats.org/officeDocument/2006/relationships" xmlns:m="http://schemas.openxmlformats.org/officeDocument/2006/math" xmlns:v="urn:schemas-microsoft-com:vml" xmlns:wp14="http://schemas.microsoft.com/office/word/2010/wordprocessingDrawing" xmlns:wp="http://schemas.openxmlformats.org/drawingml/2006/wordprocessingDrawing" xmlns:w10="urn:schemas-microsoft-com:office:word" xmlns:w="http://schemas.openxmlformats.org/wordprocessingml/2006/main" xmlns:w14="http://schemas.microsoft.com/office/word/2010/wordml" xmlns:w15="http://schemas.microsoft.com/office/word/2012/wordml" xmlns:w16cex="http://schemas.microsoft.com/office/word/2018/wordml/cex" xmlns:w16cid="http://schemas.microsoft.com/office/word/2016/wordml/cid" xmlns:w16="http://schemas.microsoft.com/office/word/2018/wordml" xmlns:w16du="http://schemas.microsoft.com/office/word/2023/wordml/word16du" xmlns:w16sdtdh="http://schemas.microsoft.com/office/word/2020/wordml/sdtdatahash" xmlns:w16sdtfl="http://schemas.microsoft.com/office/word/2024/wordml/sdtformatlock" xmlns:w16se="http://schemas.microsoft.com/office/word/2015/wordml/symex" xmlns:wpg="http://schemas.microsoft.com/office/word/2010/wordprocessingGroup" xmlns:wpi="http://schemas.microsoft.com/office/word/2010/wordprocessingInk" xmlns:wne="http://schemas.microsoft.com/office/word/2006/wordml" xmlns:wps="http://schemas.microsoft.com/office/word/2010/wordprocessingShape" mc:Ignorable="w14 w15 w16se w16cid w16 w16cex w16sdtdh w16sdtfl w16du wp14">
   <w:p>
     <w:pPr>
       <w:pStyle w:val="Header"/>
@@ -717,7 +893,7 @@
 </file>
 
 <file path=word/header2.xml><?xml version="1.0" encoding="utf-8"?>
-<w:hdr xmlns:wpc="http://schemas.microsoft.com/office/word/2010/wordprocessingCanvas" xmlns:cx="http://schemas.microsoft.com/office/drawing/2014/chartex" xmlns:cx1="http://schemas.microsoft.com/office/drawing/2015/9/8/chartex" xmlns:cx2="http://schemas.microsoft.com/office/drawing/2015/10/21/chartex" xmlns:cx3="http://schemas.microsoft.com/office/drawing/2016/5/9/chartex" xmlns:cx4="http://schemas.microsoft.com/office/drawing/2016/5/10/chartex" xmlns:cx5="http://schemas.microsoft.com/office/drawing/2016/5/11/chartex" xmlns:cx6="http://schemas.microsoft.com/office/drawing/2016/5/12/chartex" xmlns:cx7="http://schemas.microsoft.com/office/drawing/2016/5/13/chartex" xmlns:cx8="http://schemas.microsoft.com/office/drawing/2016/5/14/chartex" xmlns:mc="http://schemas.openxmlformats.org/markup-compatibility/2006" xmlns:aink="http://schemas.microsoft.com/office/drawing/2016/ink" xmlns:am3d="http://schemas.microsoft.com/office/drawing/2017/model3d" xmlns:o="urn:schemas-microsoft-com:office:office" xmlns:oel="http://schemas.microsoft.com/office/2019/extlst" xmlns:r="http://schemas.openxmlformats.org/officeDocument/2006/relationships" xmlns:m="http://schemas.openxmlformats.org/officeDocument/2006/math" xmlns:v="urn:schemas-microsoft-com:vml" xmlns:wp14="http://schemas.microsoft.com/office/word/2010/wordprocessingDrawing" xmlns:wp="http://schemas.openxmlformats.org/drawingml/2006/wordprocessingDrawing" xmlns:w10="urn:schemas-microsoft-com:office:word" xmlns:w="http://schemas.openxmlformats.org/wordprocessingml/2006/main" xmlns:w14="http://schemas.microsoft.com/office/word/2010/wordml" xmlns:w15="http://schemas.microsoft.com/office/word/2012/wordml" xmlns:w16cex="http://schemas.microsoft.com/office/word/2018/wordml/cex" xmlns:w16cid="http://schemas.microsoft.com/office/word/2016/wordml/cid" xmlns:w16="http://schemas.microsoft.com/office/word/2018/wordml" xmlns:w16sdtdh="http://schemas.microsoft.com/office/word/2020/wordml/sdtdatahash" xmlns:w16se="http://schemas.microsoft.com/office/word/2015/wordml/symex" xmlns:wpg="http://schemas.microsoft.com/office/word/2010/wordprocessingGroup" xmlns:wpi="http://schemas.microsoft.com/office/word/2010/wordprocessingInk" xmlns:wne="http://schemas.microsoft.com/office/word/2006/wordml" xmlns:wps="http://schemas.microsoft.com/office/word/2010/wordprocessingShape" mc:Ignorable="w14 w15 w16se w16cid w16 w16cex w16sdtdh wp14">
+<w:hdr xmlns:wpc="http://schemas.microsoft.com/office/word/2010/wordprocessingCanvas" xmlns:cx="http://schemas.microsoft.com/office/drawing/2014/chartex" xmlns:cx1="http://schemas.microsoft.com/office/drawing/2015/9/8/chartex" xmlns:cx2="http://schemas.microsoft.com/office/drawing/2015/10/21/chartex" xmlns:cx3="http://schemas.microsoft.com/office/drawing/2016/5/9/chartex" xmlns:cx4="http://schemas.microsoft.com/office/drawing/2016/5/10/chartex" xmlns:cx5="http://schemas.microsoft.com/office/drawing/2016/5/11/chartex" xmlns:cx6="http://schemas.microsoft.com/office/drawing/2016/5/12/chartex" xmlns:cx7="http://schemas.microsoft.com/office/drawing/2016/5/13/chartex" xmlns:cx8="http://schemas.microsoft.com/office/drawing/2016/5/14/chartex" xmlns:mc="http://schemas.openxmlformats.org/markup-compatibility/2006" xmlns:aink="http://schemas.microsoft.com/office/drawing/2016/ink" xmlns:am3d="http://schemas.microsoft.com/office/drawing/2017/model3d" xmlns:o="urn:schemas-microsoft-com:office:office" xmlns:oel="http://schemas.microsoft.com/office/2019/extlst" xmlns:r="http://schemas.openxmlformats.org/officeDocument/2006/relationships" xmlns:m="http://schemas.openxmlformats.org/officeDocument/2006/math" xmlns:v="urn:schemas-microsoft-com:vml" xmlns:wp14="http://schemas.microsoft.com/office/word/2010/wordprocessingDrawing" xmlns:wp="http://schemas.openxmlformats.org/drawingml/2006/wordprocessingDrawing" xmlns:w10="urn:schemas-microsoft-com:office:word" xmlns:w="http://schemas.openxmlformats.org/wordprocessingml/2006/main" xmlns:w14="http://schemas.microsoft.com/office/word/2010/wordml" xmlns:w15="http://schemas.microsoft.com/office/word/2012/wordml" xmlns:w16cex="http://schemas.microsoft.com/office/word/2018/wordml/cex" xmlns:w16cid="http://schemas.microsoft.com/office/word/2016/wordml/cid" xmlns:w16="http://schemas.microsoft.com/office/word/2018/wordml" xmlns:w16du="http://schemas.microsoft.com/office/word/2023/wordml/word16du" xmlns:w16sdtdh="http://schemas.microsoft.com/office/word/2020/wordml/sdtdatahash" xmlns:w16sdtfl="http://schemas.microsoft.com/office/word/2024/wordml/sdtformatlock" xmlns:w16se="http://schemas.microsoft.com/office/word/2015/wordml/symex" xmlns:wpg="http://schemas.microsoft.com/office/word/2010/wordprocessingGroup" xmlns:wpi="http://schemas.microsoft.com/office/word/2010/wordprocessingInk" xmlns:wne="http://schemas.microsoft.com/office/word/2006/wordml" xmlns:wps="http://schemas.microsoft.com/office/word/2010/wordprocessingShape" mc:Ignorable="w14 w15 w16se w16cid w16 w16cex w16sdtdh w16sdtfl w16du wp14">
   <w:p>
     <w:pPr>
       <w:pStyle w:val="Header"/>
@@ -728,7 +904,7 @@
 </file>
 
 <file path=word/header3.xml><?xml version="1.0" encoding="utf-8"?>
-<w:hdr xmlns:wpc="http://schemas.microsoft.com/office/word/2010/wordprocessingCanvas" xmlns:cx="http://schemas.microsoft.com/office/drawing/2014/chartex" xmlns:cx1="http://schemas.microsoft.com/office/drawing/2015/9/8/chartex" xmlns:cx2="http://schemas.microsoft.com/office/drawing/2015/10/21/chartex" xmlns:cx3="http://schemas.microsoft.com/office/drawing/2016/5/9/chartex" xmlns:cx4="http://schemas.microsoft.com/office/drawing/2016/5/10/chartex" xmlns:cx5="http://schemas.microsoft.com/office/drawing/2016/5/11/chartex" xmlns:cx6="http://schemas.microsoft.com/office/drawing/2016/5/12/chartex" xmlns:cx7="http://schemas.microsoft.com/office/drawing/2016/5/13/chartex" xmlns:cx8="http://schemas.microsoft.com/office/drawing/2016/5/14/chartex" xmlns:mc="http://schemas.openxmlformats.org/markup-compatibility/2006" xmlns:aink="http://schemas.microsoft.com/office/drawing/2016/ink" xmlns:am3d="http://schemas.microsoft.com/office/drawing/2017/model3d" xmlns:o="urn:schemas-microsoft-com:office:office" xmlns:oel="http://schemas.microsoft.com/office/2019/extlst" xmlns:r="http://schemas.openxmlformats.org/officeDocument/2006/relationships" xmlns:m="http://schemas.openxmlformats.org/officeDocument/2006/math" xmlns:v="urn:schemas-microsoft-com:vml" xmlns:wp14="http://schemas.microsoft.com/office/word/2010/wordprocessingDrawing" xmlns:wp="http://schemas.openxmlformats.org/drawingml/2006/wordprocessingDrawing" xmlns:w10="urn:schemas-microsoft-com:office:word" xmlns:w="http://schemas.openxmlformats.org/wordprocessingml/2006/main" xmlns:w14="http://schemas.microsoft.com/office/word/2010/wordml" xmlns:w15="http://schemas.microsoft.com/office/word/2012/wordml" xmlns:w16cex="http://schemas.microsoft.com/office/word/2018/wordml/cex" xmlns:w16cid="http://schemas.microsoft.com/office/word/2016/wordml/cid" xmlns:w16="http://schemas.microsoft.com/office/word/2018/wordml" xmlns:w16sdtdh="http://schemas.microsoft.com/office/word/2020/wordml/sdtdatahash" xmlns:w16se="http://schemas.microsoft.com/office/word/2015/wordml/symex" xmlns:wpg="http://schemas.microsoft.com/office/word/2010/wordprocessingGroup" xmlns:wpi="http://schemas.microsoft.com/office/word/2010/wordprocessingInk" xmlns:wne="http://schemas.microsoft.com/office/word/2006/wordml" xmlns:wps="http://schemas.microsoft.com/office/word/2010/wordprocessingShape" mc:Ignorable="w14 w15 w16se w16cid w16 w16cex w16sdtdh wp14">
+<w:hdr xmlns:wpc="http://schemas.microsoft.com/office/word/2010/wordprocessingCanvas" xmlns:cx="http://schemas.microsoft.com/office/drawing/2014/chartex" xmlns:cx1="http://schemas.microsoft.com/office/drawing/2015/9/8/chartex" xmlns:cx2="http://schemas.microsoft.com/office/drawing/2015/10/21/chartex" xmlns:cx3="http://schemas.microsoft.com/office/drawing/2016/5/9/chartex" xmlns:cx4="http://schemas.microsoft.com/office/drawing/2016/5/10/chartex" xmlns:cx5="http://schemas.microsoft.com/office/drawing/2016/5/11/chartex" xmlns:cx6="http://schemas.microsoft.com/office/drawing/2016/5/12/chartex" xmlns:cx7="http://schemas.microsoft.com/office/drawing/2016/5/13/chartex" xmlns:cx8="http://schemas.microsoft.com/office/drawing/2016/5/14/chartex" xmlns:mc="http://schemas.openxmlformats.org/markup-compatibility/2006" xmlns:aink="http://schemas.microsoft.com/office/drawing/2016/ink" xmlns:am3d="http://schemas.microsoft.com/office/drawing/2017/model3d" xmlns:o="urn:schemas-microsoft-com:office:office" xmlns:oel="http://schemas.microsoft.com/office/2019/extlst" xmlns:r="http://schemas.openxmlformats.org/officeDocument/2006/relationships" xmlns:m="http://schemas.openxmlformats.org/officeDocument/2006/math" xmlns:v="urn:schemas-microsoft-com:vml" xmlns:wp14="http://schemas.microsoft.com/office/word/2010/wordprocessingDrawing" xmlns:wp="http://schemas.openxmlformats.org/drawingml/2006/wordprocessingDrawing" xmlns:w10="urn:schemas-microsoft-com:office:word" xmlns:w="http://schemas.openxmlformats.org/wordprocessingml/2006/main" xmlns:w14="http://schemas.microsoft.com/office/word/2010/wordml" xmlns:w15="http://schemas.microsoft.com/office/word/2012/wordml" xmlns:w16cex="http://schemas.microsoft.com/office/word/2018/wordml/cex" xmlns:w16cid="http://schemas.microsoft.com/office/word/2016/wordml/cid" xmlns:w16="http://schemas.microsoft.com/office/word/2018/wordml" xmlns:w16du="http://schemas.microsoft.com/office/word/2023/wordml/word16du" xmlns:w16sdtdh="http://schemas.microsoft.com/office/word/2020/wordml/sdtdatahash" xmlns:w16sdtfl="http://schemas.microsoft.com/office/word/2024/wordml/sdtformatlock" xmlns:w16se="http://schemas.microsoft.com/office/word/2015/wordml/symex" xmlns:wpg="http://schemas.microsoft.com/office/word/2010/wordprocessingGroup" xmlns:wpi="http://schemas.microsoft.com/office/word/2010/wordprocessingInk" xmlns:wne="http://schemas.microsoft.com/office/word/2006/wordml" xmlns:wps="http://schemas.microsoft.com/office/word/2010/wordprocessingShape" mc:Ignorable="w14 w15 w16se w16cid w16 w16cex w16sdtdh w16sdtfl w16du wp14">
   <w:p>
     <w:pPr>
       <w:pStyle w:val="Header"/>
@@ -737,7 +913,7 @@
     <w:r>
       <w:tab/>
       <w:tab/>
-      <w:t>2025-08-02</w:t>
+      <w:t>2026-07-12</w:t>
       <w:br/>
       <w:br/>
     </w:r>
@@ -754,7 +930,7 @@
 </file>
 
 <file path=word/numbering.xml><?xml version="1.0" encoding="utf-8"?>
-<w:numbering xmlns:wpc="http://schemas.microsoft.com/office/word/2010/wordprocessingCanvas" xmlns:cx="http://schemas.microsoft.com/office/drawing/2014/chartex" xmlns:cx1="http://schemas.microsoft.com/office/drawing/2015/9/8/chartex" xmlns:cx2="http://schemas.microsoft.com/office/drawing/2015/10/21/chartex" xmlns:cx3="http://schemas.microsoft.com/office/drawing/2016/5/9/chartex" xmlns:cx4="http://schemas.microsoft.com/office/drawing/2016/5/10/chartex" xmlns:cx5="http://schemas.microsoft.com/office/drawing/2016/5/11/chartex" xmlns:cx6="http://schemas.microsoft.com/office/drawing/2016/5/12/chartex" xmlns:cx7="http://schemas.microsoft.com/office/drawing/2016/5/13/chartex" xmlns:cx8="http://schemas.microsoft.com/office/drawing/2016/5/14/chartex" xmlns:mc="http://schemas.openxmlformats.org/markup-compatibility/2006" xmlns:aink="http://schemas.microsoft.com/office/drawing/2016/ink" xmlns:am3d="http://schemas.microsoft.com/office/drawing/2017/model3d" xmlns:o="urn:schemas-microsoft-com:office:office" xmlns:oel="http://schemas.microsoft.com/office/2019/extlst" xmlns:r="http://schemas.openxmlformats.org/officeDocument/2006/relationships" xmlns:m="http://schemas.openxmlformats.org/officeDocument/2006/math" xmlns:v="urn:schemas-microsoft-com:vml" xmlns:wp14="http://schemas.microsoft.com/office/word/2010/wordprocessingDrawing" xmlns:wp="http://schemas.openxmlformats.org/drawingml/2006/wordprocessingDrawing" xmlns:w10="urn:schemas-microsoft-com:office:word" xmlns:w="http://schemas.openxmlformats.org/wordprocessingml/2006/main" xmlns:w14="http://schemas.microsoft.com/office/word/2010/wordml" xmlns:w15="http://schemas.microsoft.com/office/word/2012/wordml" xmlns:w16cex="http://schemas.microsoft.com/office/word/2018/wordml/cex" xmlns:w16cid="http://schemas.microsoft.com/office/word/2016/wordml/cid" xmlns:w16="http://schemas.microsoft.com/office/word/2018/wordml" xmlns:w16sdtdh="http://schemas.microsoft.com/office/word/2020/wordml/sdtdatahash" xmlns:w16se="http://schemas.microsoft.com/office/word/2015/wordml/symex" xmlns:wpg="http://schemas.microsoft.com/office/word/2010/wordprocessingGroup" xmlns:wpi="http://schemas.microsoft.com/office/word/2010/wordprocessingInk" xmlns:wne="http://schemas.microsoft.com/office/word/2006/wordml" xmlns:wps="http://schemas.microsoft.com/office/word/2010/wordprocessingShape" mc:Ignorable="w14 w15 w16se w16cid w16 w16cex w16sdtdh wp14">
+<w:numbering xmlns:wpc="http://schemas.microsoft.com/office/word/2010/wordprocessingCanvas" xmlns:cx="http://schemas.microsoft.com/office/drawing/2014/chartex" xmlns:cx1="http://schemas.microsoft.com/office/drawing/2015/9/8/chartex" xmlns:cx2="http://schemas.microsoft.com/office/drawing/2015/10/21/chartex" xmlns:cx3="http://schemas.microsoft.com/office/drawing/2016/5/9/chartex" xmlns:cx4="http://schemas.microsoft.com/office/drawing/2016/5/10/chartex" xmlns:cx5="http://schemas.microsoft.com/office/drawing/2016/5/11/chartex" xmlns:cx6="http://schemas.microsoft.com/office/drawing/2016/5/12/chartex" xmlns:cx7="http://schemas.microsoft.com/office/drawing/2016/5/13/chartex" xmlns:cx8="http://schemas.microsoft.com/office/drawing/2016/5/14/chartex" xmlns:mc="http://schemas.openxmlformats.org/markup-compatibility/2006" xmlns:aink="http://schemas.microsoft.com/office/drawing/2016/ink" xmlns:am3d="http://schemas.microsoft.com/office/drawing/2017/model3d" xmlns:o="urn:schemas-microsoft-com:office:office" xmlns:oel="http://schemas.microsoft.com/office/2019/extlst" xmlns:r="http://schemas.openxmlformats.org/officeDocument/2006/relationships" xmlns:m="http://schemas.openxmlformats.org/officeDocument/2006/math" xmlns:v="urn:schemas-microsoft-com:vml" xmlns:wp14="http://schemas.microsoft.com/office/word/2010/wordprocessingDrawing" xmlns:wp="http://schemas.openxmlformats.org/drawingml/2006/wordprocessingDrawing" xmlns:w10="urn:schemas-microsoft-com:office:word" xmlns:w="http://schemas.openxmlformats.org/wordprocessingml/2006/main" xmlns:w14="http://schemas.microsoft.com/office/word/2010/wordml" xmlns:w15="http://schemas.microsoft.com/office/word/2012/wordml" xmlns:w16cex="http://schemas.microsoft.com/office/word/2018/wordml/cex" xmlns:w16cid="http://schemas.microsoft.com/office/word/2016/wordml/cid" xmlns:w16="http://schemas.microsoft.com/office/word/2018/wordml" xmlns:w16du="http://schemas.microsoft.com/office/word/2023/wordml/word16du" xmlns:w16sdtdh="http://schemas.microsoft.com/office/word/2020/wordml/sdtdatahash" xmlns:w16sdtfl="http://schemas.microsoft.com/office/word/2024/wordml/sdtformatlock" xmlns:w16se="http://schemas.microsoft.com/office/word/2015/wordml/symex" xmlns:wpg="http://schemas.microsoft.com/office/word/2010/wordprocessingGroup" xmlns:wpi="http://schemas.microsoft.com/office/word/2010/wordprocessingInk" xmlns:wne="http://schemas.microsoft.com/office/word/2006/wordml" xmlns:wps="http://schemas.microsoft.com/office/word/2010/wordprocessingShape" mc:Ignorable="w14 w15 w16se w16cid w16 w16cex w16sdtdh w16sdtfl w16du wp14">
   <w:abstractNum w:abstractNumId="0" w15:restartNumberingAfterBreak="0">
     <w:nsid w:val="FFFFFF7C"/>
     <w:multiLevelType w:val="singleLevel"/>
@@ -957,7 +1133,7 @@
 </file>
 
 <file path=word/styles.xml><?xml version="1.0" encoding="utf-8"?>
-<w:styles xmlns:mc="http://schemas.openxmlformats.org/markup-compatibility/2006" xmlns:r="http://schemas.openxmlformats.org/officeDocument/2006/relationships" xmlns:w="http://schemas.openxmlformats.org/wordprocessingml/2006/main" xmlns:w14="http://schemas.microsoft.com/office/word/2010/wordml" xmlns:w15="http://schemas.microsoft.com/office/word/2012/wordml" xmlns:w16cex="http://schemas.microsoft.com/office/word/2018/wordml/cex" xmlns:w16cid="http://schemas.microsoft.com/office/word/2016/wordml/cid" xmlns:w16="http://schemas.microsoft.com/office/word/2018/wordml" xmlns:w16sdtdh="http://schemas.microsoft.com/office/word/2020/wordml/sdtdatahash" xmlns:w16se="http://schemas.microsoft.com/office/word/2015/wordml/symex" mc:Ignorable="w14 w15 w16se w16cid w16 w16cex w16sdtdh">
+<w:styles xmlns:mc="http://schemas.openxmlformats.org/markup-compatibility/2006" xmlns:r="http://schemas.openxmlformats.org/officeDocument/2006/relationships" xmlns:w="http://schemas.openxmlformats.org/wordprocessingml/2006/main" xmlns:w14="http://schemas.microsoft.com/office/word/2010/wordml" xmlns:w15="http://schemas.microsoft.com/office/word/2012/wordml" xmlns:w16cex="http://schemas.microsoft.com/office/word/2018/wordml/cex" xmlns:w16cid="http://schemas.microsoft.com/office/word/2016/wordml/cid" xmlns:w16="http://schemas.microsoft.com/office/word/2018/wordml" xmlns:w16du="http://schemas.microsoft.com/office/word/2023/wordml/word16du" xmlns:w16sdtdh="http://schemas.microsoft.com/office/word/2020/wordml/sdtdatahash" xmlns:w16sdtfl="http://schemas.microsoft.com/office/word/2024/wordml/sdtformatlock" xmlns:w16se="http://schemas.microsoft.com/office/word/2015/wordml/symex" mc:Ignorable="w14 w15 w16se w16cid w16 w16cex w16sdtdh w16sdtfl w16du">
   <w:docDefaults>
     <w:rPrDefault>
       <w:rPr>
@@ -1715,7 +1891,7 @@
     <w:link w:val="TitleChar"/>
     <w:uiPriority w:val="10"/>
     <w:qFormat/>
-    <w:rsid w:val="007106C8"/>
+    <w:rsid w:val="00E854FA"/>
     <w:pPr>
       <w:spacing w:after="300" w:line="240" w:lineRule="auto"/>
       <w:contextualSpacing/>
@@ -1725,7 +1901,7 @@
       <w:rFonts w:eastAsiaTheme="majorEastAsia" w:cstheme="majorBidi"/>
       <w:spacing w:val="5"/>
       <w:kern w:val="28"/>
-      <w:sz w:val="52"/>
+      <w:sz w:val="40"/>
       <w:szCs w:val="52"/>
       <w:lang w:val="sv-SE" w:eastAsia="en-US" w:bidi="ar-SA"/>
     </w:rPr>
@@ -1735,12 +1911,12 @@
     <w:basedOn w:val="DefaultParagraphFont"/>
     <w:link w:val="Title"/>
     <w:uiPriority w:val="10"/>
-    <w:rsid w:val="007106C8"/>
+    <w:rsid w:val="00E854FA"/>
     <w:rPr>
       <w:rFonts w:ascii="Times New Roman" w:eastAsiaTheme="majorEastAsia" w:hAnsi="Times New Roman" w:cstheme="majorBidi"/>
       <w:spacing w:val="5"/>
       <w:kern w:val="28"/>
-      <w:sz w:val="52"/>
+      <w:sz w:val="40"/>
       <w:szCs w:val="52"/>
       <w:lang w:val="sv-SE" w:eastAsia="en-US" w:bidi="ar-SA"/>
     </w:rPr>

--- a/klagomål/Stornäsholmen FSC-klagomål.docx
+++ b/klagomål/Stornäsholmen FSC-klagomål.docx
@@ -918,7 +918,7 @@
       <w:br/>
     </w:r>
     <w:r>
-      <w:t>Till:</w:t>
+      <w:t>Till: Holmen skog AB</w:t>
       <w:br/>
     </w:r>
     <w:r>

--- a/klagomål/Stornäsholmen FSC-klagomål.docx
+++ b/klagomål/Stornäsholmen FSC-klagomål.docx
@@ -168,7 +168,7 @@
     </w:p>
     <w:p>
       <w:r>
-        <w:t>Detta klagomål behandlar höga naturvärden i avverkningsanmälan Stornäsholmen i Bjurholms kommun som inkom 2026-07-12 och omfattar 25,5 ha.</w:t>
+        <w:t>Detta klagomål behandlar höga naturvärden i avverkningsanmälan Stornäsholmen i Bjurholms kommun som inkom 2026-07-13 och omfattar 25,5 ha.</w:t>
       </w:r>
     </w:p>
     <w:p>
@@ -913,7 +913,7 @@
     <w:r>
       <w:tab/>
       <w:tab/>
-      <w:t>2026-07-12</w:t>
+      <w:t>2026-07-13</w:t>
       <w:br/>
       <w:br/>
     </w:r>

--- a/klagomål/Stornäsholmen FSC-klagomål.docx
+++ b/klagomål/Stornäsholmen FSC-klagomål.docx
@@ -168,7 +168,7 @@
     </w:p>
     <w:p>
       <w:r>
-        <w:t>Detta klagomål behandlar höga naturvärden i avverkningsanmälan Stornäsholmen i Bjurholms kommun som inkom 2026-07-13 och omfattar 25,5 ha.</w:t>
+        <w:t>Detta klagomål behandlar höga naturvärden i avverkningsanmälan Stornäsholmen i Bjurholms kommun som inkom 2026-07-14 och omfattar 25,5 ha.</w:t>
       </w:r>
     </w:p>
     <w:p>
@@ -913,7 +913,7 @@
     <w:r>
       <w:tab/>
       <w:tab/>
-      <w:t>2026-07-13</w:t>
+      <w:t>2026-07-14</w:t>
       <w:br/>
       <w:br/>
     </w:r>

--- a/klagomål/Stornäsholmen FSC-klagomål.docx
+++ b/klagomål/Stornäsholmen FSC-klagomål.docx
@@ -168,7 +168,7 @@
     </w:p>
     <w:p>
       <w:r>
-        <w:t>Detta klagomål behandlar höga naturvärden i avverkningsanmälan Stornäsholmen i Bjurholms kommun som inkom 2026-07-14 och omfattar 25,5 ha.</w:t>
+        <w:t>Detta klagomål behandlar höga naturvärden i avverkningsanmälan Stornäsholmen i Bjurholms kommun som inkom 2026-07-15 och omfattar 25,5 ha.</w:t>
       </w:r>
     </w:p>
     <w:p>
@@ -913,7 +913,7 @@
     <w:r>
       <w:tab/>
       <w:tab/>
-      <w:t>2026-07-14</w:t>
+      <w:t>2026-07-15</w:t>
       <w:br/>
       <w:br/>
     </w:r>

--- a/klagomål/Stornäsholmen FSC-klagomål.docx
+++ b/klagomål/Stornäsholmen FSC-klagomål.docx
@@ -168,7 +168,7 @@
     </w:p>
     <w:p>
       <w:r>
-        <w:t>Detta klagomål behandlar höga naturvärden i avverkningsanmälan Stornäsholmen i Bjurholms kommun som inkom 2026-07-15 och omfattar 25,5 ha.</w:t>
+        <w:t>Detta klagomål behandlar höga naturvärden i avverkningsanmälan Stornäsholmen i Bjurholms kommun som inkom 2026-07-16 och omfattar 25,5 ha.</w:t>
       </w:r>
     </w:p>
     <w:p>
@@ -913,7 +913,7 @@
     <w:r>
       <w:tab/>
       <w:tab/>
-      <w:t>2026-07-15</w:t>
+      <w:t>2026-07-16</w:t>
       <w:br/>
       <w:br/>
     </w:r>

--- a/klagomål/Stornäsholmen FSC-klagomål.docx
+++ b/klagomål/Stornäsholmen FSC-klagomål.docx
@@ -913,7 +913,7 @@
     <w:r>
       <w:tab/>
       <w:tab/>
-      <w:t>2026-07-16</w:t>
+      <w:t>2026-07-17</w:t>
       <w:br/>
       <w:br/>
     </w:r>

--- a/klagomål/Stornäsholmen FSC-klagomål.docx
+++ b/klagomål/Stornäsholmen FSC-klagomål.docx
@@ -168,7 +168,7 @@
     </w:p>
     <w:p>
       <w:r>
-        <w:t>Detta klagomål behandlar höga naturvärden i avverkningsanmälan Stornäsholmen i Bjurholms kommun som inkom 2026-07-16 och omfattar 25,5 ha.</w:t>
+        <w:t>Detta klagomål behandlar höga naturvärden i avverkningsanmälan Stornäsholmen i Bjurholms kommun som inkom 2026-07-17 och omfattar 25,5 ha.</w:t>
       </w:r>
     </w:p>
     <w:p>

--- a/klagomål/Stornäsholmen FSC-klagomål.docx
+++ b/klagomål/Stornäsholmen FSC-klagomål.docx
@@ -913,7 +913,7 @@
     <w:r>
       <w:tab/>
       <w:tab/>
-      <w:t>2026-07-17</w:t>
+      <w:t>2026-07-18</w:t>
       <w:br/>
       <w:br/>
     </w:r>

--- a/klagomål/Stornäsholmen FSC-klagomål.docx
+++ b/klagomål/Stornäsholmen FSC-klagomål.docx
@@ -168,7 +168,7 @@
     </w:p>
     <w:p>
       <w:r>
-        <w:t>Detta klagomål behandlar höga naturvärden i avverkningsanmälan Stornäsholmen i Bjurholms kommun som inkom 2026-07-17 och omfattar 25,5 ha.</w:t>
+        <w:t>Detta klagomål behandlar höga naturvärden i avverkningsanmälan Stornäsholmen i Bjurholms kommun som inkom 2026-07-18 och omfattar 25,5 ha.</w:t>
       </w:r>
     </w:p>
     <w:p>

--- a/klagomål/Stornäsholmen FSC-klagomål.docx
+++ b/klagomål/Stornäsholmen FSC-klagomål.docx
@@ -168,7 +168,7 @@
     </w:p>
     <w:p>
       <w:r>
-        <w:t>Detta klagomål behandlar höga naturvärden i avverkningsanmälan Stornäsholmen i Bjurholms kommun som inkom 2026-07-18 och omfattar 25,5 ha.</w:t>
+        <w:t>Detta klagomål behandlar höga naturvärden i avverkningsanmälan Stornäsholmen i Bjurholms kommun som inkom 2026-07-19 och omfattar 25,5 ha.</w:t>
       </w:r>
     </w:p>
     <w:p>
@@ -913,7 +913,7 @@
     <w:r>
       <w:tab/>
       <w:tab/>
-      <w:t>2026-07-18</w:t>
+      <w:t>2026-07-19</w:t>
       <w:br/>
       <w:br/>
     </w:r>

--- a/klagomål/Stornäsholmen FSC-klagomål.docx
+++ b/klagomål/Stornäsholmen FSC-klagomål.docx
@@ -913,7 +913,7 @@
     <w:r>
       <w:tab/>
       <w:tab/>
-      <w:t>2026-07-19</w:t>
+      <w:t>2026-07-20</w:t>
       <w:br/>
       <w:br/>
     </w:r>

--- a/klagomål/Stornäsholmen FSC-klagomål.docx
+++ b/klagomål/Stornäsholmen FSC-klagomål.docx
@@ -168,7 +168,7 @@
     </w:p>
     <w:p>
       <w:r>
-        <w:t>Detta klagomål behandlar höga naturvärden i avverkningsanmälan Stornäsholmen i Bjurholms kommun som inkom 2026-07-19 och omfattar 25,5 ha.</w:t>
+        <w:t>Detta klagomål behandlar höga naturvärden i avverkningsanmälan Stornäsholmen i Bjurholms kommun som inkom 2026-07-20 och omfattar 25,5 ha.</w:t>
       </w:r>
     </w:p>
     <w:p>
